--- a/docs/rukovodstvo_polzovatelya.docx
+++ b/docs/rukovodstvo_polzovatelya.docx
@@ -1942,7 +1942,7 @@
         <w:jc w:val="both"/>
       </w:pPr>
       <w:r>
-        <w:t>«Клиенты» — ведение базы контактов: поиск по имени или телефону, добавление и редактирование записей. «Каталог» — управление позициями сайта: добавление, редактирование и удаление изделий с загрузкой фотографий. «Комплекты» — формирование наборов из нескольких позиций каталога. «Отзывы» — публикация, редактирование и удаление отзывов клиентов. «Допуски» (только для администраторов) — назначение мастерам прав на конкретные изделия, определяющих, какие задачи они видят в своём стеке.</w:t>
+        <w:t>Все перечисленные вкладки доступны только авторизованным сотрудникам мастерской (is_staff). «Клиенты» — ведение базы контактов: поиск по имени, добавление и редактирование карточки клиента. При создании нового заказа поле «Клиент» поддерживает автодополнение: по мере ввода имени появляется выпадающий список совпадений из базы клиентов; при выборе строки имя и ссылка ВКонтакте подставляются в форму автоматически, а рядом с полем отображается количество предыдущих заказов этого клиента. «Каталог» — управление позициями сайта: добавление, редактирование и удаление изделий с загрузкой фотографий. «Комплекты» — формирование наборов из нескольких позиций каталога. «Отзывы» — публикация, редактирование и удаление отзывов клиентов. «Допуски» (только для администраторов) — назначение мастерам прав на конкретные изделия, определяющих, какие задачи они видят в своём стеке.</w:t>
       </w:r>
       <w:r/>
     </w:p>

--- a/docs/rukovodstvo_polzovatelya.docx
+++ b/docs/rukovodstvo_polzovatelya.docx
@@ -1942,7 +1942,7 @@
         <w:jc w:val="both"/>
       </w:pPr>
       <w:r>
-        <w:t>Все перечисленные вкладки доступны только авторизованным сотрудникам мастерской (is_staff). «Клиенты» — ведение базы контактов: поиск по имени, добавление и редактирование карточки клиента. При создании нового заказа поле «Клиент» поддерживает автодополнение: по мере ввода имени появляется выпадающий список совпадений из базы клиентов; при выборе строки имя и ссылка ВКонтакте подставляются в форму автоматически, а рядом с полем отображается количество предыдущих заказов этого клиента. «Каталог» — управление позициями сайта: добавление, редактирование и удаление изделий с загрузкой фотографий. «Комплекты» — формирование наборов из нескольких позиций каталога. «Отзывы» — публикация, редактирование и удаление отзывов клиентов. «Допуски» (только для администраторов) — назначение мастерам прав на конкретные изделия, определяющих, какие задачи они видят в своём стеке.</w:t>
+        <w:t>Все перечисленные вкладки доступны только авторизованным сотрудникам мастерской (is_staff). «Клиенты» — ведение базы контактов: поиск по имени или ВКонтакте, добавление и редактирование карточки клиента. При создании нового заказа поле «Клиент» поддерживает автодополнение: по мере ввода имени появляется выпадающий список совпадений из базы клиентов; при выборе строки имя и ссылка ВКонтакте подставляются в форму автоматически, а рядом с полем отображается количество предыдущих заказов этого клиента. Если введённое имя совпадает с уже существующим клиентом, под полем выводится предупреждение с предложением выбрать его. Если клиент не найден в базе и заказ сохраняется с новым именем, запись клиента создаётся автоматически со статусом «Потенциальный»; повторное создание исключается за счёт поиска без учёта регистра. «Каталог» — управление позициями сайта: добавление, редактирование и удаление изделий с загрузкой фотографий. «Комплекты» — формирование наборов из нескольких позиций каталога. «Отзывы» — публикация, редактирование и удаление отзывов клиентов. «Допуски» (только для администраторов) — назначение мастерам прав на конкретные изделия, определяющих, какие задачи они видят в своём стеке.</w:t>
       </w:r>
       <w:r/>
     </w:p>
